--- a/tillsyn/A 54055-2023 tillsynsbegäran.docx
+++ b/tillsyn/A 54055-2023 tillsynsbegäran.docx
@@ -60,12 +60,12 @@
         <w:spacing w:after="240"/>
       </w:pPr>
       <w:r>
-        <w:t>Figur 1. Fyndplatser för naturvårdsarter i avverkningsanmälan. Markörer utan svart kant är placerade på fyndplatsen. Markörer med svart kant är placerade vid sidan av fyndplatsen och har ett svart streck som visar fyndplatsens exakta position. Kartans mittpunktskoordinat är N 7063705, E 396015 i SWEREF 99 TM.</w:t>
+        <w:t>Figur 1. Fyndplatser för naturvårdsarter i och inom 21 meter från avverkningsanmälan. Markörer utan svart kant är placerade på fyndplatsen. Markörer med svart kant är placerade vid sidan av fyndplatsen och har ett svart streck som visar fyndplatsens exakta position. Kartans mittpunktskoordinat är N 7063705, E 396015 i SWEREF 99 TM.</w:t>
       </w:r>
     </w:p>
     <w:p>
       <w:r>
-        <w:t>I avverkningsanmälan finns fynd av 2 naturvårdsarter, varav 2 är rödlistade, 1 är fridlyst och 2 är typiska (T): tretåig hackspett (NT, T, §4) och ullticka (NT, T). Se Figur 1.</w:t>
+        <w:t>I och inom 21 meter från avverkningsanmälan finns fynd av 5 naturvårdsarter, varav 3 är rödlistade, 2 är fridlysta och 3 är typiska (T): brunklöver (NT), tretåig hackspett (NT, T, §4), ullticka (NT, T), torta (T) och fläcknycklar (§8). Se Figur 1.</w:t>
       </w:r>
     </w:p>
     <w:p>
@@ -182,6 +182,35 @@
       </w:r>
       <w:r>
         <w:t xml:space="preserve"> (SLU Artdatabanken, 2026; Nitare &amp; Skogsstyrelsen, 2019; Miettinen &amp; Niemelä, 2018).</w:t>
+      </w:r>
+    </w:p>
+    <w:p>
+      <w:r>
+        <w:rPr>
+          <w:b/>
+        </w:rPr>
+        <w:t xml:space="preserve">Torta </w:t>
+      </w:r>
+      <w:r>
+        <w:t xml:space="preserve">är typisk art för </w:t>
+      </w:r>
+      <w:r>
+        <w:rPr>
+          <w:i/>
+        </w:rPr>
+        <w:t xml:space="preserve">9050 Näringsrik granskog </w:t>
+      </w:r>
+      <w:r>
+        <w:t xml:space="preserve">och </w:t>
+      </w:r>
+      <w:r>
+        <w:rPr>
+          <w:i/>
+        </w:rPr>
+        <w:t xml:space="preserve">9040 Fjällbjörkskog </w:t>
+      </w:r>
+      <w:r>
+        <w:t>(SLU Artdatabanken, 2025).</w:t>
       </w:r>
     </w:p>
     <w:p>
@@ -548,7 +577,7 @@
     <w:r>
       <w:tab/>
       <w:tab/>
-      <w:t>2026-09-14</w:t>
+      <w:t>2026-09-15</w:t>
       <w:br/>
       <w:br/>
     </w:r>

--- a/tillsyn/A 54055-2023 tillsynsbegäran.docx
+++ b/tillsyn/A 54055-2023 tillsynsbegäran.docx
@@ -577,7 +577,7 @@
     <w:r>
       <w:tab/>
       <w:tab/>
-      <w:t>2026-09-15</w:t>
+      <w:t>2026-09-16</w:t>
       <w:br/>
       <w:br/>
     </w:r>

--- a/tillsyn/A 54055-2023 tillsynsbegäran.docx
+++ b/tillsyn/A 54055-2023 tillsynsbegäran.docx
@@ -577,7 +577,7 @@
     <w:r>
       <w:tab/>
       <w:tab/>
-      <w:t>2026-09-16</w:t>
+      <w:t>2026-09-17</w:t>
       <w:br/>
       <w:br/>
     </w:r>

--- a/tillsyn/A 54055-2023 tillsynsbegäran.docx
+++ b/tillsyn/A 54055-2023 tillsynsbegäran.docx
@@ -577,7 +577,7 @@
     <w:r>
       <w:tab/>
       <w:tab/>
-      <w:t>2026-09-17</w:t>
+      <w:t>2026-09-18</w:t>
       <w:br/>
       <w:br/>
     </w:r>

--- a/tillsyn/A 54055-2023 tillsynsbegäran.docx
+++ b/tillsyn/A 54055-2023 tillsynsbegäran.docx
@@ -577,7 +577,7 @@
     <w:r>
       <w:tab/>
       <w:tab/>
-      <w:t>2026-09-18</w:t>
+      <w:t>2026-09-19</w:t>
       <w:br/>
       <w:br/>
     </w:r>

--- a/tillsyn/A 54055-2023 tillsynsbegäran.docx
+++ b/tillsyn/A 54055-2023 tillsynsbegäran.docx
@@ -577,7 +577,7 @@
     <w:r>
       <w:tab/>
       <w:tab/>
-      <w:t>2026-09-19</w:t>
+      <w:t>2026-09-21</w:t>
       <w:br/>
       <w:br/>
     </w:r>

--- a/tillsyn/A 54055-2023 tillsynsbegäran.docx
+++ b/tillsyn/A 54055-2023 tillsynsbegäran.docx
@@ -577,7 +577,7 @@
     <w:r>
       <w:tab/>
       <w:tab/>
-      <w:t>2026-09-21</w:t>
+      <w:t>2026-09-23</w:t>
       <w:br/>
       <w:br/>
     </w:r>

--- a/tillsyn/A 54055-2023 tillsynsbegäran.docx
+++ b/tillsyn/A 54055-2023 tillsynsbegäran.docx
@@ -577,7 +577,7 @@
     <w:r>
       <w:tab/>
       <w:tab/>
-      <w:t>2026-09-23</w:t>
+      <w:t>2026-09-24</w:t>
       <w:br/>
       <w:br/>
     </w:r>

--- a/tillsyn/A 54055-2023 tillsynsbegäran.docx
+++ b/tillsyn/A 54055-2023 tillsynsbegäran.docx
@@ -577,7 +577,7 @@
     <w:r>
       <w:tab/>
       <w:tab/>
-      <w:t>2026-09-24</w:t>
+      <w:t>2026-09-25</w:t>
       <w:br/>
       <w:br/>
     </w:r>

--- a/tillsyn/A 54055-2023 tillsynsbegäran.docx
+++ b/tillsyn/A 54055-2023 tillsynsbegäran.docx
@@ -577,7 +577,7 @@
     <w:r>
       <w:tab/>
       <w:tab/>
-      <w:t>2026-09-25</w:t>
+      <w:t>2026-09-26</w:t>
       <w:br/>
       <w:br/>
     </w:r>

--- a/tillsyn/A 54055-2023 tillsynsbegäran.docx
+++ b/tillsyn/A 54055-2023 tillsynsbegäran.docx
@@ -577,7 +577,7 @@
     <w:r>
       <w:tab/>
       <w:tab/>
-      <w:t>2026-09-26</w:t>
+      <w:t>2026-09-27</w:t>
       <w:br/>
       <w:br/>
     </w:r>

--- a/tillsyn/A 54055-2023 tillsynsbegäran.docx
+++ b/tillsyn/A 54055-2023 tillsynsbegäran.docx
@@ -577,7 +577,7 @@
     <w:r>
       <w:tab/>
       <w:tab/>
-      <w:t>2026-09-27</w:t>
+      <w:t>2026-09-28</w:t>
       <w:br/>
       <w:br/>
     </w:r>

--- a/tillsyn/A 54055-2023 tillsynsbegäran.docx
+++ b/tillsyn/A 54055-2023 tillsynsbegäran.docx
@@ -577,7 +577,7 @@
     <w:r>
       <w:tab/>
       <w:tab/>
-      <w:t>2026-09-28</w:t>
+      <w:t>2026-09-29</w:t>
       <w:br/>
       <w:br/>
     </w:r>

--- a/tillsyn/A 54055-2023 tillsynsbegäran.docx
+++ b/tillsyn/A 54055-2023 tillsynsbegäran.docx
@@ -577,7 +577,7 @@
     <w:r>
       <w:tab/>
       <w:tab/>
-      <w:t>2026-09-29</w:t>
+      <w:t>2026-09-30</w:t>
       <w:br/>
       <w:br/>
     </w:r>

--- a/tillsyn/A 54055-2023 tillsynsbegäran.docx
+++ b/tillsyn/A 54055-2023 tillsynsbegäran.docx
@@ -577,7 +577,7 @@
     <w:r>
       <w:tab/>
       <w:tab/>
-      <w:t>2026-09-30</w:t>
+      <w:t>2026-10-01</w:t>
       <w:br/>
       <w:br/>
     </w:r>

--- a/tillsyn/A 54055-2023 tillsynsbegäran.docx
+++ b/tillsyn/A 54055-2023 tillsynsbegäran.docx
@@ -577,7 +577,7 @@
     <w:r>
       <w:tab/>
       <w:tab/>
-      <w:t>2026-10-01</w:t>
+      <w:t>2026-10-02</w:t>
       <w:br/>
       <w:br/>
     </w:r>

--- a/tillsyn/A 54055-2023 tillsynsbegäran.docx
+++ b/tillsyn/A 54055-2023 tillsynsbegäran.docx
@@ -577,7 +577,7 @@
     <w:r>
       <w:tab/>
       <w:tab/>
-      <w:t>2026-10-02</w:t>
+      <w:t>2026-10-03</w:t>
       <w:br/>
       <w:br/>
     </w:r>

--- a/tillsyn/A 54055-2023 tillsynsbegäran.docx
+++ b/tillsyn/A 54055-2023 tillsynsbegäran.docx
@@ -577,7 +577,7 @@
     <w:r>
       <w:tab/>
       <w:tab/>
-      <w:t>2026-10-03</w:t>
+      <w:t>2026-10-04</w:t>
       <w:br/>
       <w:br/>
     </w:r>

--- a/tillsyn/A 54055-2023 tillsynsbegäran.docx
+++ b/tillsyn/A 54055-2023 tillsynsbegäran.docx
@@ -577,7 +577,7 @@
     <w:r>
       <w:tab/>
       <w:tab/>
-      <w:t>2026-10-04</w:t>
+      <w:t>2026-10-05</w:t>
       <w:br/>
       <w:br/>
     </w:r>

--- a/tillsyn/A 54055-2023 tillsynsbegäran.docx
+++ b/tillsyn/A 54055-2023 tillsynsbegäran.docx
@@ -577,7 +577,7 @@
     <w:r>
       <w:tab/>
       <w:tab/>
-      <w:t>2026-10-05</w:t>
+      <w:t>2026-10-06</w:t>
       <w:br/>
       <w:br/>
     </w:r>

--- a/tillsyn/A 54055-2023 tillsynsbegäran.docx
+++ b/tillsyn/A 54055-2023 tillsynsbegäran.docx
@@ -577,7 +577,7 @@
     <w:r>
       <w:tab/>
       <w:tab/>
-      <w:t>2026-10-06</w:t>
+      <w:t>2026-10-07</w:t>
       <w:br/>
       <w:br/>
     </w:r>

--- a/tillsyn/A 54055-2023 tillsynsbegäran.docx
+++ b/tillsyn/A 54055-2023 tillsynsbegäran.docx
@@ -577,7 +577,7 @@
     <w:r>
       <w:tab/>
       <w:tab/>
-      <w:t>2026-10-07</w:t>
+      <w:t>2026-10-08</w:t>
       <w:br/>
       <w:br/>
     </w:r>

--- a/tillsyn/A 54055-2023 tillsynsbegäran.docx
+++ b/tillsyn/A 54055-2023 tillsynsbegäran.docx
@@ -577,7 +577,7 @@
     <w:r>
       <w:tab/>
       <w:tab/>
-      <w:t>2026-10-08</w:t>
+      <w:t>2026-10-09</w:t>
       <w:br/>
       <w:br/>
     </w:r>

--- a/tillsyn/A 54055-2023 tillsynsbegäran.docx
+++ b/tillsyn/A 54055-2023 tillsynsbegäran.docx
@@ -577,7 +577,7 @@
     <w:r>
       <w:tab/>
       <w:tab/>
-      <w:t>2026-10-09</w:t>
+      <w:t>2026-10-10</w:t>
       <w:br/>
       <w:br/>
     </w:r>

--- a/tillsyn/A 54055-2023 tillsynsbegäran.docx
+++ b/tillsyn/A 54055-2023 tillsynsbegäran.docx
@@ -577,7 +577,7 @@
     <w:r>
       <w:tab/>
       <w:tab/>
-      <w:t>2026-10-10</w:t>
+      <w:t>2026-10-11</w:t>
       <w:br/>
       <w:br/>
     </w:r>

--- a/tillsyn/A 54055-2023 tillsynsbegäran.docx
+++ b/tillsyn/A 54055-2023 tillsynsbegäran.docx
@@ -577,7 +577,7 @@
     <w:r>
       <w:tab/>
       <w:tab/>
-      <w:t>2026-10-11</w:t>
+      <w:t>2026-10-12</w:t>
       <w:br/>
       <w:br/>
     </w:r>

--- a/tillsyn/A 54055-2023 tillsynsbegäran.docx
+++ b/tillsyn/A 54055-2023 tillsynsbegäran.docx
@@ -577,7 +577,7 @@
     <w:r>
       <w:tab/>
       <w:tab/>
-      <w:t>2026-10-12</w:t>
+      <w:t>2026-10-13</w:t>
       <w:br/>
       <w:br/>
     </w:r>

--- a/tillsyn/A 54055-2023 tillsynsbegäran.docx
+++ b/tillsyn/A 54055-2023 tillsynsbegäran.docx
@@ -577,7 +577,7 @@
     <w:r>
       <w:tab/>
       <w:tab/>
-      <w:t>2026-10-13</w:t>
+      <w:t>2026-10-14</w:t>
       <w:br/>
       <w:br/>
     </w:r>

--- a/tillsyn/A 54055-2023 tillsynsbegäran.docx
+++ b/tillsyn/A 54055-2023 tillsynsbegäran.docx
@@ -577,7 +577,7 @@
     <w:r>
       <w:tab/>
       <w:tab/>
-      <w:t>2026-10-14</w:t>
+      <w:t>2026-10-15</w:t>
       <w:br/>
       <w:br/>
     </w:r>

--- a/tillsyn/A 54055-2023 tillsynsbegäran.docx
+++ b/tillsyn/A 54055-2023 tillsynsbegäran.docx
@@ -577,7 +577,7 @@
     <w:r>
       <w:tab/>
       <w:tab/>
-      <w:t>2026-10-15</w:t>
+      <w:t>2026-10-16</w:t>
       <w:br/>
       <w:br/>
     </w:r>

--- a/tillsyn/A 54055-2023 tillsynsbegäran.docx
+++ b/tillsyn/A 54055-2023 tillsynsbegäran.docx
@@ -577,7 +577,7 @@
     <w:r>
       <w:tab/>
       <w:tab/>
-      <w:t>2026-10-16</w:t>
+      <w:t>2026-10-17</w:t>
       <w:br/>
       <w:br/>
     </w:r>

--- a/tillsyn/A 54055-2023 tillsynsbegäran.docx
+++ b/tillsyn/A 54055-2023 tillsynsbegäran.docx
@@ -577,7 +577,7 @@
     <w:r>
       <w:tab/>
       <w:tab/>
-      <w:t>2026-10-17</w:t>
+      <w:t>2026-10-18</w:t>
       <w:br/>
       <w:br/>
     </w:r>

--- a/tillsyn/A 54055-2023 tillsynsbegäran.docx
+++ b/tillsyn/A 54055-2023 tillsynsbegäran.docx
@@ -577,7 +577,7 @@
     <w:r>
       <w:tab/>
       <w:tab/>
-      <w:t>2026-10-18</w:t>
+      <w:t>2026-10-19</w:t>
       <w:br/>
       <w:br/>
     </w:r>

--- a/tillsyn/A 54055-2023 tillsynsbegäran.docx
+++ b/tillsyn/A 54055-2023 tillsynsbegäran.docx
@@ -577,7 +577,7 @@
     <w:r>
       <w:tab/>
       <w:tab/>
-      <w:t>2026-10-19</w:t>
+      <w:t>2026-10-20</w:t>
       <w:br/>
       <w:br/>
     </w:r>

--- a/tillsyn/A 54055-2023 tillsynsbegäran.docx
+++ b/tillsyn/A 54055-2023 tillsynsbegäran.docx
@@ -577,7 +577,7 @@
     <w:r>
       <w:tab/>
       <w:tab/>
-      <w:t>2026-10-20</w:t>
+      <w:t>2026-10-21</w:t>
       <w:br/>
       <w:br/>
     </w:r>

--- a/tillsyn/A 54055-2023 tillsynsbegäran.docx
+++ b/tillsyn/A 54055-2023 tillsynsbegäran.docx
@@ -577,7 +577,7 @@
     <w:r>
       <w:tab/>
       <w:tab/>
-      <w:t>2026-10-21</w:t>
+      <w:t>2026-10-22</w:t>
       <w:br/>
       <w:br/>
     </w:r>

--- a/tillsyn/A 54055-2023 tillsynsbegäran.docx
+++ b/tillsyn/A 54055-2023 tillsynsbegäran.docx
@@ -577,7 +577,7 @@
     <w:r>
       <w:tab/>
       <w:tab/>
-      <w:t>2026-10-22</w:t>
+      <w:t>2026-10-23</w:t>
       <w:br/>
       <w:br/>
     </w:r>

--- a/tillsyn/A 54055-2023 tillsynsbegäran.docx
+++ b/tillsyn/A 54055-2023 tillsynsbegäran.docx
@@ -577,7 +577,7 @@
     <w:r>
       <w:tab/>
       <w:tab/>
-      <w:t>2026-10-23</w:t>
+      <w:t>2026-10-24</w:t>
       <w:br/>
       <w:br/>
     </w:r>

--- a/tillsyn/A 54055-2023 tillsynsbegäran.docx
+++ b/tillsyn/A 54055-2023 tillsynsbegäran.docx
@@ -577,7 +577,7 @@
     <w:r>
       <w:tab/>
       <w:tab/>
-      <w:t>2026-10-24</w:t>
+      <w:t>2026-10-25</w:t>
       <w:br/>
       <w:br/>
     </w:r>

--- a/tillsyn/A 54055-2023 tillsynsbegäran.docx
+++ b/tillsyn/A 54055-2023 tillsynsbegäran.docx
@@ -577,7 +577,7 @@
     <w:r>
       <w:tab/>
       <w:tab/>
-      <w:t>2026-10-25</w:t>
+      <w:t>2026-10-26</w:t>
       <w:br/>
       <w:br/>
     </w:r>

--- a/tillsyn/A 54055-2023 tillsynsbegäran.docx
+++ b/tillsyn/A 54055-2023 tillsynsbegäran.docx
@@ -577,7 +577,7 @@
     <w:r>
       <w:tab/>
       <w:tab/>
-      <w:t>2026-10-26</w:t>
+      <w:t>2026-10-27</w:t>
       <w:br/>
       <w:br/>
     </w:r>

--- a/tillsyn/A 54055-2023 tillsynsbegäran.docx
+++ b/tillsyn/A 54055-2023 tillsynsbegäran.docx
@@ -577,7 +577,7 @@
     <w:r>
       <w:tab/>
       <w:tab/>
-      <w:t>2026-10-27</w:t>
+      <w:t>2026-10-28</w:t>
       <w:br/>
       <w:br/>
     </w:r>

--- a/tillsyn/A 54055-2023 tillsynsbegäran.docx
+++ b/tillsyn/A 54055-2023 tillsynsbegäran.docx
@@ -577,7 +577,7 @@
     <w:r>
       <w:tab/>
       <w:tab/>
-      <w:t>2026-10-28</w:t>
+      <w:t>2026-10-29</w:t>
       <w:br/>
       <w:br/>
     </w:r>

--- a/tillsyn/A 54055-2023 tillsynsbegäran.docx
+++ b/tillsyn/A 54055-2023 tillsynsbegäran.docx
@@ -577,7 +577,7 @@
     <w:r>
       <w:tab/>
       <w:tab/>
-      <w:t>2026-10-29</w:t>
+      <w:t>2026-10-31</w:t>
       <w:br/>
       <w:br/>
     </w:r>
